--- a/Отчет_Практика_2_курс.docx
+++ b/Отчет_Практика_2_курс.docx
@@ -1211,6 +1211,67 @@
     </w:p>
     <w:p>
       <w:pPr>
+        <w:spacing w:after="0"/>
+        <w:jc w:val="both"/>
+        <w:rPr>
+          <w:rFonts w:ascii="Times New Roman" w:hAnsi="Times New Roman"/>
+          <w:sz w:val="24"/>
+        </w:rPr>
+      </w:pPr>
+    </w:p>
+    <w:p>
+      <w:pPr>
+        <w:spacing w:after="0"/>
+        <w:jc w:val="both"/>
+        <w:rPr>
+          <w:rFonts w:ascii="Times New Roman" w:hAnsi="Times New Roman"/>
+          <w:sz w:val="24"/>
+        </w:rPr>
+      </w:pPr>
+      <w:r>
+        <w:rPr>
+          <w:rFonts w:ascii="Times New Roman" w:hAnsi="Times New Roman"/>
+          <w:sz w:val="24"/>
+        </w:rPr>
+        <w:drawing>
+          <wp:inline distT="0" distB="0" distL="0" distR="0" wp14:anchorId="4274816D" wp14:editId="55EB7C2E">
+            <wp:extent cx="2304000" cy="2304000"/>
+            <wp:effectExtent l="0" t="0" r="1270" b="1270"/>
+            <wp:docPr id="1406070796" name="Рисунок 1"/>
+            <wp:cNvGraphicFramePr>
+              <a:graphicFrameLocks xmlns:a="http://schemas.openxmlformats.org/drawingml/2006/main" noChangeAspect="1"/>
+            </wp:cNvGraphicFramePr>
+            <a:graphic xmlns:a="http://schemas.openxmlformats.org/drawingml/2006/main">
+              <a:graphicData uri="http://schemas.openxmlformats.org/drawingml/2006/picture">
+                <pic:pic xmlns:pic="http://schemas.openxmlformats.org/drawingml/2006/picture">
+                  <pic:nvPicPr>
+                    <pic:cNvPr id="1406070796" name=""/>
+                    <pic:cNvPicPr/>
+                  </pic:nvPicPr>
+                  <pic:blipFill>
+                    <a:blip r:embed="rId7"/>
+                    <a:stretch>
+                      <a:fillRect/>
+                    </a:stretch>
+                  </pic:blipFill>
+                  <pic:spPr>
+                    <a:xfrm>
+                      <a:off x="0" y="0"/>
+                      <a:ext cx="2304000" cy="2304000"/>
+                    </a:xfrm>
+                    <a:prstGeom prst="rect">
+                      <a:avLst/>
+                    </a:prstGeom>
+                  </pic:spPr>
+                </pic:pic>
+              </a:graphicData>
+            </a:graphic>
+          </wp:inline>
+        </w:drawing>
+      </w:r>
+    </w:p>
+    <w:p>
+      <w:pPr>
         <w:spacing w:after="0" w:line="360" w:lineRule="auto"/>
         <w:jc w:val="both"/>
         <w:rPr>
@@ -1321,6 +1382,68 @@
     </w:p>
     <w:p>
       <w:pPr>
+        <w:spacing w:after="0"/>
+        <w:jc w:val="both"/>
+        <w:rPr>
+          <w:rFonts w:ascii="Times New Roman" w:hAnsi="Times New Roman"/>
+          <w:sz w:val="24"/>
+        </w:rPr>
+      </w:pPr>
+    </w:p>
+    <w:p>
+      <w:pPr>
+        <w:spacing w:after="0"/>
+        <w:jc w:val="both"/>
+        <w:rPr>
+          <w:rFonts w:ascii="Times New Roman" w:hAnsi="Times New Roman"/>
+          <w:sz w:val="24"/>
+        </w:rPr>
+      </w:pPr>
+      <w:r>
+        <w:rPr>
+          <w:rFonts w:ascii="Times New Roman" w:hAnsi="Times New Roman"/>
+          <w:sz w:val="24"/>
+        </w:rPr>
+        <w:lastRenderedPageBreak/>
+        <w:drawing>
+          <wp:inline distT="0" distB="0" distL="0" distR="0" wp14:anchorId="7B48F5BB" wp14:editId="16CD1D58">
+            <wp:extent cx="2304000" cy="2304000"/>
+            <wp:effectExtent l="0" t="0" r="1270" b="1270"/>
+            <wp:docPr id="86782811" name="Рисунок 1"/>
+            <wp:cNvGraphicFramePr>
+              <a:graphicFrameLocks xmlns:a="http://schemas.openxmlformats.org/drawingml/2006/main" noChangeAspect="1"/>
+            </wp:cNvGraphicFramePr>
+            <a:graphic xmlns:a="http://schemas.openxmlformats.org/drawingml/2006/main">
+              <a:graphicData uri="http://schemas.openxmlformats.org/drawingml/2006/picture">
+                <pic:pic xmlns:pic="http://schemas.openxmlformats.org/drawingml/2006/picture">
+                  <pic:nvPicPr>
+                    <pic:cNvPr id="86782811" name=""/>
+                    <pic:cNvPicPr/>
+                  </pic:nvPicPr>
+                  <pic:blipFill>
+                    <a:blip r:embed="rId8"/>
+                    <a:stretch>
+                      <a:fillRect/>
+                    </a:stretch>
+                  </pic:blipFill>
+                  <pic:spPr>
+                    <a:xfrm>
+                      <a:off x="0" y="0"/>
+                      <a:ext cx="2304000" cy="2304000"/>
+                    </a:xfrm>
+                    <a:prstGeom prst="rect">
+                      <a:avLst/>
+                    </a:prstGeom>
+                  </pic:spPr>
+                </pic:pic>
+              </a:graphicData>
+            </a:graphic>
+          </wp:inline>
+        </w:drawing>
+      </w:r>
+    </w:p>
+    <w:p>
+      <w:pPr>
         <w:jc w:val="both"/>
       </w:pPr>
     </w:p>
@@ -1428,7 +1551,6 @@
         <w:rPr>
           <w:color w:val="000000"/>
         </w:rPr>
-        <w:lastRenderedPageBreak/>
         <w:t>Представить в виде</w:t>
       </w:r>
       <w:r>
@@ -1466,6 +1588,16 @@
         </w:rPr>
         <w:t>QR-код задания (на GIT-репозиторий):</w:t>
       </w:r>
+    </w:p>
+    <w:p>
+      <w:pPr>
+        <w:spacing w:after="0"/>
+        <w:jc w:val="both"/>
+        <w:rPr>
+          <w:rFonts w:ascii="Times New Roman" w:hAnsi="Times New Roman"/>
+          <w:sz w:val="24"/>
+        </w:rPr>
+      </w:pPr>
     </w:p>
     <w:p>
       <w:pPr>
@@ -1478,6 +1610,63 @@
           <w:szCs w:val="20"/>
         </w:rPr>
       </w:pPr>
+      <w:r>
+        <w:rPr>
+          <w:rFonts w:ascii="Times" w:eastAsiaTheme="minorHAnsi" w:hAnsi="Times"/>
+          <w:sz w:val="20"/>
+          <w:szCs w:val="20"/>
+        </w:rPr>
+        <w:drawing>
+          <wp:inline distT="0" distB="0" distL="0" distR="0" wp14:anchorId="14FB915E" wp14:editId="50224B7A">
+            <wp:extent cx="2304000" cy="2304000"/>
+            <wp:effectExtent l="0" t="0" r="1270" b="1270"/>
+            <wp:docPr id="580602068" name="Рисунок 1"/>
+            <wp:cNvGraphicFramePr>
+              <a:graphicFrameLocks xmlns:a="http://schemas.openxmlformats.org/drawingml/2006/main" noChangeAspect="1"/>
+            </wp:cNvGraphicFramePr>
+            <a:graphic xmlns:a="http://schemas.openxmlformats.org/drawingml/2006/main">
+              <a:graphicData uri="http://schemas.openxmlformats.org/drawingml/2006/picture">
+                <pic:pic xmlns:pic="http://schemas.openxmlformats.org/drawingml/2006/picture">
+                  <pic:nvPicPr>
+                    <pic:cNvPr id="580602068" name=""/>
+                    <pic:cNvPicPr/>
+                  </pic:nvPicPr>
+                  <pic:blipFill>
+                    <a:blip r:embed="rId9"/>
+                    <a:stretch>
+                      <a:fillRect/>
+                    </a:stretch>
+                  </pic:blipFill>
+                  <pic:spPr>
+                    <a:xfrm>
+                      <a:off x="0" y="0"/>
+                      <a:ext cx="2304000" cy="2304000"/>
+                    </a:xfrm>
+                    <a:prstGeom prst="rect">
+                      <a:avLst/>
+                    </a:prstGeom>
+                  </pic:spPr>
+                </pic:pic>
+              </a:graphicData>
+            </a:graphic>
+          </wp:inline>
+        </w:drawing>
+      </w:r>
+    </w:p>
+    <w:p>
+      <w:pPr>
+        <w:rPr>
+          <w:rFonts w:asciiTheme="majorHAnsi" w:eastAsiaTheme="majorEastAsia" w:hAnsiTheme="majorHAnsi" w:cstheme="majorBidi"/>
+          <w:b/>
+          <w:bCs/>
+          <w:color w:val="345A8A" w:themeColor="accent1" w:themeShade="B5"/>
+          <w:sz w:val="32"/>
+          <w:szCs w:val="32"/>
+        </w:rPr>
+      </w:pPr>
+      <w:r>
+        <w:br w:type="page"/>
+      </w:r>
     </w:p>
     <w:p>
       <w:pPr>
@@ -1485,31 +1674,9 @@
         <w:jc w:val="both"/>
       </w:pPr>
       <w:r>
+        <w:lastRenderedPageBreak/>
         <w:t>II. Вариативная самостоятельная работа</w:t>
       </w:r>
-    </w:p>
-    <w:p>
-      <w:pPr>
-        <w:spacing w:after="0"/>
-        <w:jc w:val="both"/>
-        <w:rPr>
-          <w:rFonts w:ascii="Times New Roman" w:hAnsi="Times New Roman"/>
-          <w:sz w:val="24"/>
-        </w:rPr>
-      </w:pPr>
-      <w:r>
-        <w:rPr>
-          <w:rFonts w:ascii="Times New Roman" w:hAnsi="Times New Roman"/>
-          <w:sz w:val="24"/>
-        </w:rPr>
-        <w:t>(выбрать одно из заданий с одинаковыми номерами)</w:t>
-      </w:r>
-    </w:p>
-    <w:p>
-      <w:pPr>
-        <w:pStyle w:val="2"/>
-        <w:jc w:val="both"/>
-      </w:pPr>
     </w:p>
     <w:p>
       <w:pPr>
@@ -1728,151 +1895,45 @@
           <w:color w:val="000000"/>
         </w:rPr>
       </w:pPr>
-    </w:p>
-    <w:p>
-      <w:pPr>
-        <w:spacing w:after="0" w:line="360" w:lineRule="auto"/>
-        <w:jc w:val="both"/>
-        <w:rPr>
-          <w:rFonts w:ascii="Times New Roman" w:hAnsi="Times New Roman"/>
-          <w:sz w:val="24"/>
-        </w:rPr>
-      </w:pPr>
-    </w:p>
-    <w:p>
-      <w:pPr>
-        <w:pStyle w:val="2"/>
-        <w:jc w:val="both"/>
-      </w:pPr>
-      <w:r>
-        <w:t xml:space="preserve">Задание 2.1 </w:t>
-      </w:r>
-    </w:p>
-    <w:p>
-      <w:pPr>
-        <w:jc w:val="both"/>
-        <w:rPr>
-          <w:rFonts w:ascii="Times New Roman" w:hAnsi="Times New Roman"/>
-          <w:sz w:val="24"/>
-        </w:rPr>
-      </w:pPr>
-      <w:r>
-        <w:rPr>
-          <w:rFonts w:ascii="Times New Roman" w:hAnsi="Times New Roman"/>
-          <w:sz w:val="24"/>
-        </w:rPr>
-        <w:t>Исследовать возможности одного из популярных сервисов для разработчиков (</w:t>
-      </w:r>
-      <w:proofErr w:type="spellStart"/>
-      <w:r>
-        <w:rPr>
-          <w:rFonts w:ascii="Times New Roman" w:hAnsi="Times New Roman"/>
-          <w:sz w:val="24"/>
-        </w:rPr>
-        <w:t>GitHub</w:t>
-      </w:r>
-      <w:proofErr w:type="spellEnd"/>
-      <w:r>
-        <w:rPr>
-          <w:rFonts w:ascii="Times New Roman" w:hAnsi="Times New Roman"/>
-          <w:sz w:val="24"/>
-        </w:rPr>
-        <w:t xml:space="preserve">, </w:t>
-      </w:r>
-      <w:proofErr w:type="spellStart"/>
-      <w:r>
-        <w:rPr>
-          <w:rFonts w:ascii="Times New Roman" w:hAnsi="Times New Roman"/>
-          <w:sz w:val="24"/>
-        </w:rPr>
-        <w:t>GitLab</w:t>
-      </w:r>
-      <w:proofErr w:type="spellEnd"/>
-      <w:r>
-        <w:rPr>
-          <w:rFonts w:ascii="Times New Roman" w:hAnsi="Times New Roman"/>
-          <w:sz w:val="24"/>
-        </w:rPr>
-        <w:t>) для управления временем (тайм-менеджмента) в контексте задач разработчика.</w:t>
-      </w:r>
-    </w:p>
-    <w:p>
-      <w:pPr>
-        <w:jc w:val="both"/>
-        <w:rPr>
-          <w:rFonts w:ascii="Times New Roman" w:hAnsi="Times New Roman"/>
-          <w:sz w:val="24"/>
-        </w:rPr>
-      </w:pPr>
-      <w:r>
-        <w:rPr>
-          <w:rFonts w:ascii="Times New Roman" w:hAnsi="Times New Roman"/>
-          <w:sz w:val="24"/>
-        </w:rPr>
-        <w:t>Создать текстовый отчет с результатами анализа, продемонстрировав основные функции одного из сервисов, его достоинства и недостатки, оценить удобство и эффективность работы с ним.</w:t>
-      </w:r>
-    </w:p>
-    <w:p>
-      <w:pPr>
-        <w:spacing w:after="0" w:line="360" w:lineRule="auto"/>
-        <w:jc w:val="both"/>
-        <w:rPr>
-          <w:rFonts w:ascii="Times New Roman" w:hAnsi="Times New Roman"/>
-          <w:b/>
-          <w:sz w:val="24"/>
-        </w:rPr>
-      </w:pPr>
-      <w:r>
-        <w:rPr>
-          <w:rFonts w:ascii="Times New Roman" w:hAnsi="Times New Roman"/>
-          <w:b/>
-          <w:sz w:val="24"/>
-        </w:rPr>
-        <w:t>Форма отчетности</w:t>
-      </w:r>
-    </w:p>
-    <w:p>
-      <w:pPr>
-        <w:pStyle w:val="11"/>
-        <w:pBdr>
-          <w:top w:val="nil"/>
-          <w:left w:val="nil"/>
-          <w:bottom w:val="nil"/>
-          <w:right w:val="nil"/>
-          <w:between w:val="nil"/>
-        </w:pBdr>
-        <w:rPr>
-          <w:color w:val="000000"/>
-        </w:rPr>
-      </w:pPr>
-      <w:r>
-        <w:rPr>
-          <w:color w:val="000000"/>
-        </w:rPr>
-        <w:t xml:space="preserve">Текстовый </w:t>
-      </w:r>
-      <w:r>
-        <w:rPr>
-          <w:color w:val="000000"/>
-        </w:rPr>
-        <w:t xml:space="preserve">документ. </w:t>
-      </w:r>
-    </w:p>
-    <w:p>
-      <w:pPr>
-        <w:spacing w:after="0" w:line="360" w:lineRule="auto"/>
-        <w:jc w:val="both"/>
-        <w:rPr>
-          <w:rFonts w:ascii="Times New Roman" w:hAnsi="Times New Roman"/>
-          <w:sz w:val="24"/>
-        </w:rPr>
-      </w:pPr>
-      <w:r>
-        <w:rPr>
-          <w:rFonts w:ascii="Times New Roman" w:hAnsi="Times New Roman"/>
-          <w:sz w:val="24"/>
-        </w:rPr>
-        <w:t>QR-код задания (на GIT-репозиторий):</w:t>
+      <w:r>
+        <w:rPr>
+          <w:color w:val="000000"/>
+        </w:rPr>
+        <w:drawing>
+          <wp:inline distT="0" distB="0" distL="0" distR="0" wp14:anchorId="73E9BA42" wp14:editId="31B9A5E7">
+            <wp:extent cx="1713600" cy="1713600"/>
+            <wp:effectExtent l="0" t="0" r="1270" b="1270"/>
+            <wp:docPr id="331042820" name="Рисунок 1"/>
+            <wp:cNvGraphicFramePr>
+              <a:graphicFrameLocks xmlns:a="http://schemas.openxmlformats.org/drawingml/2006/main" noChangeAspect="1"/>
+            </wp:cNvGraphicFramePr>
+            <a:graphic xmlns:a="http://schemas.openxmlformats.org/drawingml/2006/main">
+              <a:graphicData uri="http://schemas.openxmlformats.org/drawingml/2006/picture">
+                <pic:pic xmlns:pic="http://schemas.openxmlformats.org/drawingml/2006/picture">
+                  <pic:nvPicPr>
+                    <pic:cNvPr id="331042820" name=""/>
+                    <pic:cNvPicPr/>
+                  </pic:nvPicPr>
+                  <pic:blipFill>
+                    <a:blip r:embed="rId10"/>
+                    <a:stretch>
+                      <a:fillRect/>
+                    </a:stretch>
+                  </pic:blipFill>
+                  <pic:spPr>
+                    <a:xfrm>
+                      <a:off x="0" y="0"/>
+                      <a:ext cx="1713600" cy="1713600"/>
+                    </a:xfrm>
+                    <a:prstGeom prst="rect">
+                      <a:avLst/>
+                    </a:prstGeom>
+                  </pic:spPr>
+                </pic:pic>
+              </a:graphicData>
+            </a:graphic>
+          </wp:inline>
+        </w:drawing>
       </w:r>
     </w:p>
     <w:p>
@@ -2113,381 +2174,62 @@
     </w:p>
     <w:p>
       <w:pPr>
+        <w:spacing w:after="0" w:line="360" w:lineRule="auto"/>
+        <w:jc w:val="both"/>
+        <w:rPr>
+          <w:rFonts w:ascii="Times New Roman" w:hAnsi="Times New Roman"/>
+          <w:sz w:val="24"/>
+        </w:rPr>
+      </w:pPr>
+      <w:r>
+        <w:rPr>
+          <w:rFonts w:ascii="Times New Roman" w:hAnsi="Times New Roman"/>
+          <w:sz w:val="24"/>
+        </w:rPr>
+        <w:drawing>
+          <wp:inline distT="0" distB="0" distL="0" distR="0" wp14:anchorId="7FF9F243" wp14:editId="00CDF30B">
+            <wp:extent cx="1713600" cy="1713600"/>
+            <wp:effectExtent l="0" t="0" r="1270" b="1270"/>
+            <wp:docPr id="566350951" name="Рисунок 1"/>
+            <wp:cNvGraphicFramePr>
+              <a:graphicFrameLocks xmlns:a="http://schemas.openxmlformats.org/drawingml/2006/main" noChangeAspect="1"/>
+            </wp:cNvGraphicFramePr>
+            <a:graphic xmlns:a="http://schemas.openxmlformats.org/drawingml/2006/main">
+              <a:graphicData uri="http://schemas.openxmlformats.org/drawingml/2006/picture">
+                <pic:pic xmlns:pic="http://schemas.openxmlformats.org/drawingml/2006/picture">
+                  <pic:nvPicPr>
+                    <pic:cNvPr id="566350951" name=""/>
+                    <pic:cNvPicPr/>
+                  </pic:nvPicPr>
+                  <pic:blipFill>
+                    <a:blip r:embed="rId11"/>
+                    <a:stretch>
+                      <a:fillRect/>
+                    </a:stretch>
+                  </pic:blipFill>
+                  <pic:spPr>
+                    <a:xfrm>
+                      <a:off x="0" y="0"/>
+                      <a:ext cx="1713600" cy="1713600"/>
+                    </a:xfrm>
+                    <a:prstGeom prst="rect">
+                      <a:avLst/>
+                    </a:prstGeom>
+                  </pic:spPr>
+                </pic:pic>
+              </a:graphicData>
+            </a:graphic>
+          </wp:inline>
+        </w:drawing>
+      </w:r>
+    </w:p>
+    <w:p>
+      <w:pPr>
         <w:pStyle w:val="2"/>
         <w:jc w:val="both"/>
       </w:pPr>
       <w:r>
-        <w:t>Задание 2.2</w:t>
-      </w:r>
-      <w:r>
-        <w:t xml:space="preserve"> </w:t>
-      </w:r>
-    </w:p>
-    <w:p>
-      <w:pPr>
-        <w:pStyle w:val="11"/>
-        <w:tabs>
-          <w:tab w:val="left" w:pos="560"/>
-          <w:tab w:val="left" w:pos="1120"/>
-          <w:tab w:val="left" w:pos="1680"/>
-          <w:tab w:val="left" w:pos="2240"/>
-          <w:tab w:val="left" w:pos="2800"/>
-          <w:tab w:val="left" w:pos="3360"/>
-          <w:tab w:val="left" w:pos="3920"/>
-          <w:tab w:val="left" w:pos="4480"/>
-          <w:tab w:val="left" w:pos="5040"/>
-          <w:tab w:val="left" w:pos="5600"/>
-          <w:tab w:val="left" w:pos="6160"/>
-          <w:tab w:val="left" w:pos="6720"/>
-        </w:tabs>
-        <w:spacing w:after="200" w:line="276" w:lineRule="auto"/>
-        <w:jc w:val="both"/>
-        <w:rPr>
-          <w:rFonts w:eastAsia="Calibri"/>
-          <w:szCs w:val="22"/>
-          <w:lang w:eastAsia="en-US"/>
-        </w:rPr>
-      </w:pPr>
-      <w:r>
-        <w:rPr>
-          <w:rFonts w:eastAsia="Calibri"/>
-          <w:szCs w:val="22"/>
-          <w:lang w:eastAsia="en-US"/>
-        </w:rPr>
-        <w:t xml:space="preserve">Составьте подборку материалов, включающую аннотированные статьи и ресурсы по языку программирования </w:t>
-      </w:r>
-      <w:proofErr w:type="spellStart"/>
-      <w:r>
-        <w:rPr>
-          <w:rFonts w:eastAsia="Calibri"/>
-          <w:szCs w:val="22"/>
-          <w:lang w:eastAsia="en-US"/>
-        </w:rPr>
-        <w:t>Julia</w:t>
-      </w:r>
-      <w:proofErr w:type="spellEnd"/>
-      <w:r>
-        <w:rPr>
-          <w:rFonts w:eastAsia="Calibri"/>
-          <w:szCs w:val="22"/>
-          <w:lang w:eastAsia="en-US"/>
-        </w:rPr>
-        <w:t>, а также примеры решения различных задач на этом языке. В подборку должны быть включены выдержки из кода (борды) с соответствующими комментариями и пояснениями. Выберите одно из предложенных направлений работы и выполните его в соответствии с академическими стандартами.</w:t>
-      </w:r>
-    </w:p>
-    <w:p>
-      <w:pPr>
-        <w:spacing w:after="0" w:line="360" w:lineRule="auto"/>
-        <w:jc w:val="both"/>
-        <w:rPr>
-          <w:rFonts w:ascii="Times New Roman" w:hAnsi="Times New Roman"/>
-          <w:b/>
-          <w:sz w:val="24"/>
-        </w:rPr>
-      </w:pPr>
-      <w:r>
-        <w:rPr>
-          <w:rFonts w:ascii="Times New Roman" w:hAnsi="Times New Roman"/>
-          <w:b/>
-          <w:sz w:val="24"/>
-        </w:rPr>
-        <w:t>Форма отчетности</w:t>
-      </w:r>
-    </w:p>
-    <w:p>
-      <w:pPr>
-        <w:pStyle w:val="11"/>
-        <w:tabs>
-          <w:tab w:val="left" w:pos="560"/>
-          <w:tab w:val="left" w:pos="1120"/>
-          <w:tab w:val="left" w:pos="1680"/>
-          <w:tab w:val="left" w:pos="2240"/>
-          <w:tab w:val="left" w:pos="2800"/>
-          <w:tab w:val="left" w:pos="3360"/>
-          <w:tab w:val="left" w:pos="3920"/>
-          <w:tab w:val="left" w:pos="4480"/>
-          <w:tab w:val="left" w:pos="5040"/>
-          <w:tab w:val="left" w:pos="5600"/>
-          <w:tab w:val="left" w:pos="6160"/>
-          <w:tab w:val="left" w:pos="6720"/>
-        </w:tabs>
-        <w:spacing w:after="200"/>
-        <w:jc w:val="both"/>
-        <w:rPr>
-          <w:rFonts w:eastAsiaTheme="minorHAnsi"/>
-          <w:color w:val="000000"/>
-        </w:rPr>
-      </w:pPr>
-      <w:r>
-        <w:rPr>
-          <w:rFonts w:eastAsiaTheme="minorHAnsi"/>
-          <w:color w:val="000000"/>
-        </w:rPr>
-        <w:t>Аннотированный список статей:</w:t>
-      </w:r>
-    </w:p>
-    <w:p>
-      <w:pPr>
-        <w:pStyle w:val="11"/>
-        <w:numPr>
-          <w:ilvl w:val="0"/>
-          <w:numId w:val="14"/>
-        </w:numPr>
-        <w:tabs>
-          <w:tab w:val="left" w:pos="560"/>
-          <w:tab w:val="left" w:pos="1120"/>
-          <w:tab w:val="left" w:pos="1680"/>
-          <w:tab w:val="left" w:pos="2240"/>
-          <w:tab w:val="left" w:pos="2800"/>
-          <w:tab w:val="left" w:pos="3360"/>
-          <w:tab w:val="left" w:pos="3920"/>
-          <w:tab w:val="left" w:pos="4480"/>
-          <w:tab w:val="left" w:pos="5040"/>
-          <w:tab w:val="left" w:pos="5600"/>
-          <w:tab w:val="left" w:pos="6160"/>
-          <w:tab w:val="left" w:pos="6720"/>
-        </w:tabs>
-        <w:spacing w:after="200"/>
-        <w:jc w:val="both"/>
-        <w:rPr>
-          <w:rFonts w:eastAsiaTheme="minorHAnsi"/>
-          <w:color w:val="000000"/>
-        </w:rPr>
-      </w:pPr>
-      <w:r>
-        <w:rPr>
-          <w:rFonts w:eastAsiaTheme="minorHAnsi"/>
-          <w:color w:val="000000"/>
-        </w:rPr>
-        <w:t>название статьи</w:t>
-      </w:r>
-    </w:p>
-    <w:p>
-      <w:pPr>
-        <w:pStyle w:val="11"/>
-        <w:numPr>
-          <w:ilvl w:val="0"/>
-          <w:numId w:val="14"/>
-        </w:numPr>
-        <w:tabs>
-          <w:tab w:val="left" w:pos="560"/>
-          <w:tab w:val="left" w:pos="1120"/>
-          <w:tab w:val="left" w:pos="1680"/>
-          <w:tab w:val="left" w:pos="2240"/>
-          <w:tab w:val="left" w:pos="2800"/>
-          <w:tab w:val="left" w:pos="3360"/>
-          <w:tab w:val="left" w:pos="3920"/>
-          <w:tab w:val="left" w:pos="4480"/>
-          <w:tab w:val="left" w:pos="5040"/>
-          <w:tab w:val="left" w:pos="5600"/>
-          <w:tab w:val="left" w:pos="6160"/>
-          <w:tab w:val="left" w:pos="6720"/>
-        </w:tabs>
-        <w:spacing w:after="200"/>
-        <w:jc w:val="both"/>
-        <w:rPr>
-          <w:rFonts w:eastAsiaTheme="minorHAnsi"/>
-          <w:color w:val="000000"/>
-        </w:rPr>
-      </w:pPr>
-      <w:r>
-        <w:rPr>
-          <w:rFonts w:eastAsiaTheme="minorHAnsi"/>
-          <w:color w:val="000000"/>
-        </w:rPr>
-        <w:t>автор</w:t>
-      </w:r>
-    </w:p>
-    <w:p>
-      <w:pPr>
-        <w:pStyle w:val="11"/>
-        <w:numPr>
-          <w:ilvl w:val="0"/>
-          <w:numId w:val="14"/>
-        </w:numPr>
-        <w:tabs>
-          <w:tab w:val="left" w:pos="560"/>
-          <w:tab w:val="left" w:pos="1120"/>
-          <w:tab w:val="left" w:pos="1680"/>
-          <w:tab w:val="left" w:pos="2240"/>
-          <w:tab w:val="left" w:pos="2800"/>
-          <w:tab w:val="left" w:pos="3360"/>
-          <w:tab w:val="left" w:pos="3920"/>
-          <w:tab w:val="left" w:pos="4480"/>
-          <w:tab w:val="left" w:pos="5040"/>
-          <w:tab w:val="left" w:pos="5600"/>
-          <w:tab w:val="left" w:pos="6160"/>
-          <w:tab w:val="left" w:pos="6720"/>
-        </w:tabs>
-        <w:spacing w:after="200"/>
-        <w:jc w:val="both"/>
-        <w:rPr>
-          <w:rFonts w:eastAsiaTheme="minorHAnsi"/>
-          <w:color w:val="000000"/>
-        </w:rPr>
-      </w:pPr>
-      <w:r>
-        <w:rPr>
-          <w:rFonts w:eastAsiaTheme="minorHAnsi"/>
-          <w:color w:val="000000"/>
-        </w:rPr>
-        <w:t>ссылка на статью, оформленная с действующим ГОСТом (электронный ресурс)</w:t>
-      </w:r>
-    </w:p>
-    <w:p>
-      <w:pPr>
-        <w:pStyle w:val="11"/>
-        <w:numPr>
-          <w:ilvl w:val="0"/>
-          <w:numId w:val="14"/>
-        </w:numPr>
-        <w:tabs>
-          <w:tab w:val="left" w:pos="560"/>
-          <w:tab w:val="left" w:pos="1120"/>
-          <w:tab w:val="left" w:pos="1680"/>
-          <w:tab w:val="left" w:pos="2240"/>
-          <w:tab w:val="left" w:pos="2800"/>
-          <w:tab w:val="left" w:pos="3360"/>
-          <w:tab w:val="left" w:pos="3920"/>
-          <w:tab w:val="left" w:pos="4480"/>
-          <w:tab w:val="left" w:pos="5040"/>
-          <w:tab w:val="left" w:pos="5600"/>
-          <w:tab w:val="left" w:pos="6160"/>
-          <w:tab w:val="left" w:pos="6720"/>
-        </w:tabs>
-        <w:spacing w:after="200"/>
-        <w:jc w:val="both"/>
-        <w:rPr>
-          <w:rFonts w:eastAsiaTheme="minorHAnsi"/>
-          <w:color w:val="000000"/>
-        </w:rPr>
-      </w:pPr>
-      <w:r>
-        <w:rPr>
-          <w:rFonts w:eastAsiaTheme="minorHAnsi"/>
-          <w:color w:val="000000"/>
-        </w:rPr>
-        <w:t>краткая аннотация</w:t>
-      </w:r>
-    </w:p>
-    <w:p>
-      <w:pPr>
-        <w:pStyle w:val="11"/>
-        <w:tabs>
-          <w:tab w:val="left" w:pos="560"/>
-          <w:tab w:val="left" w:pos="1120"/>
-          <w:tab w:val="left" w:pos="1680"/>
-          <w:tab w:val="left" w:pos="2240"/>
-          <w:tab w:val="left" w:pos="2800"/>
-          <w:tab w:val="left" w:pos="3360"/>
-          <w:tab w:val="left" w:pos="3920"/>
-          <w:tab w:val="left" w:pos="4480"/>
-          <w:tab w:val="left" w:pos="5040"/>
-          <w:tab w:val="left" w:pos="5600"/>
-          <w:tab w:val="left" w:pos="6160"/>
-          <w:tab w:val="left" w:pos="6720"/>
-        </w:tabs>
-        <w:spacing w:after="200"/>
-        <w:jc w:val="both"/>
-        <w:rPr>
-          <w:rFonts w:eastAsiaTheme="minorHAnsi"/>
-          <w:color w:val="000000"/>
-        </w:rPr>
-      </w:pPr>
-    </w:p>
-    <w:p>
-      <w:pPr>
-        <w:spacing w:after="0" w:line="360" w:lineRule="auto"/>
-        <w:jc w:val="both"/>
-        <w:rPr>
-          <w:rFonts w:ascii="Times New Roman" w:hAnsi="Times New Roman"/>
-          <w:sz w:val="24"/>
-        </w:rPr>
-      </w:pPr>
-      <w:r>
-        <w:rPr>
-          <w:rFonts w:ascii="Times New Roman" w:hAnsi="Times New Roman"/>
-          <w:sz w:val="24"/>
-        </w:rPr>
-        <w:t>QR-код задания (на GIT-репозиторий):</w:t>
-      </w:r>
-    </w:p>
-    <w:p>
-      <w:pPr>
-        <w:pStyle w:val="11"/>
-        <w:tabs>
-          <w:tab w:val="left" w:pos="560"/>
-          <w:tab w:val="left" w:pos="1120"/>
-          <w:tab w:val="left" w:pos="1680"/>
-          <w:tab w:val="left" w:pos="2240"/>
-          <w:tab w:val="left" w:pos="2800"/>
-          <w:tab w:val="left" w:pos="3360"/>
-          <w:tab w:val="left" w:pos="3920"/>
-          <w:tab w:val="left" w:pos="4480"/>
-          <w:tab w:val="left" w:pos="5040"/>
-          <w:tab w:val="left" w:pos="5600"/>
-          <w:tab w:val="left" w:pos="6160"/>
-          <w:tab w:val="left" w:pos="6720"/>
-        </w:tabs>
-        <w:spacing w:after="200" w:line="276" w:lineRule="auto"/>
-        <w:jc w:val="both"/>
-        <w:rPr>
-          <w:rFonts w:eastAsiaTheme="minorHAnsi"/>
-          <w:color w:val="000000"/>
-        </w:rPr>
-      </w:pPr>
-    </w:p>
-    <w:p>
-      <w:pPr>
-        <w:pStyle w:val="11"/>
-        <w:tabs>
-          <w:tab w:val="left" w:pos="560"/>
-          <w:tab w:val="left" w:pos="1120"/>
-          <w:tab w:val="left" w:pos="1680"/>
-          <w:tab w:val="left" w:pos="2240"/>
-          <w:tab w:val="left" w:pos="2800"/>
-          <w:tab w:val="left" w:pos="3360"/>
-          <w:tab w:val="left" w:pos="3920"/>
-          <w:tab w:val="left" w:pos="4480"/>
-          <w:tab w:val="left" w:pos="5040"/>
-          <w:tab w:val="left" w:pos="5600"/>
-          <w:tab w:val="left" w:pos="6160"/>
-          <w:tab w:val="left" w:pos="6720"/>
-        </w:tabs>
-        <w:spacing w:after="200" w:line="276" w:lineRule="auto"/>
-        <w:jc w:val="both"/>
-        <w:rPr>
-          <w:rFonts w:eastAsiaTheme="minorHAnsi"/>
-          <w:color w:val="000000"/>
-        </w:rPr>
-      </w:pPr>
-      <w:r>
-        <w:rPr>
-          <w:rFonts w:eastAsiaTheme="minorHAnsi"/>
-          <w:color w:val="000000"/>
-        </w:rPr>
-        <w:t>_____________________________________________________________________________</w:t>
-      </w:r>
-    </w:p>
-    <w:p>
-      <w:pPr>
-        <w:spacing w:after="0" w:line="240" w:lineRule="auto"/>
-        <w:jc w:val="both"/>
-        <w:rPr>
-          <w:rFonts w:ascii="Times New Roman" w:eastAsiaTheme="minorHAnsi" w:hAnsi="Times New Roman"/>
-          <w:color w:val="000000"/>
-          <w:sz w:val="24"/>
-          <w:szCs w:val="24"/>
-          <w:lang w:eastAsia="ru-RU"/>
-        </w:rPr>
-      </w:pPr>
-    </w:p>
-    <w:p>
-      <w:pPr>
-        <w:pStyle w:val="2"/>
-        <w:jc w:val="both"/>
-      </w:pPr>
-      <w:r>
+        <w:lastRenderedPageBreak/>
         <w:t>Задание 2.3</w:t>
       </w:r>
       <w:r>
@@ -2576,13 +2318,46 @@
         <w:spacing w:after="200" w:line="276" w:lineRule="auto"/>
         <w:jc w:val="both"/>
       </w:pPr>
+      <w:r>
+        <w:t xml:space="preserve">Терминал (Terminal) или Командная строка (или Command Shell </w:t>
+      </w:r>
       <w:proofErr w:type="spellStart"/>
       <w:r>
-        <w:t>GitHub</w:t>
+        <w:t>Git</w:t>
       </w:r>
       <w:proofErr w:type="spellEnd"/>
       <w:r>
-        <w:t xml:space="preserve"> Desktop</w:t>
+        <w:t>)</w:t>
+      </w:r>
+    </w:p>
+    <w:p>
+      <w:pPr>
+        <w:spacing w:after="0" w:line="360" w:lineRule="auto"/>
+        <w:jc w:val="both"/>
+        <w:rPr>
+          <w:rFonts w:ascii="Times New Roman" w:hAnsi="Times New Roman"/>
+          <w:b/>
+          <w:sz w:val="24"/>
+        </w:rPr>
+      </w:pPr>
+    </w:p>
+    <w:p>
+      <w:pPr>
+        <w:spacing w:after="0" w:line="360" w:lineRule="auto"/>
+        <w:jc w:val="both"/>
+        <w:rPr>
+          <w:rFonts w:ascii="Times New Roman" w:hAnsi="Times New Roman"/>
+          <w:b/>
+          <w:sz w:val="24"/>
+        </w:rPr>
+      </w:pPr>
+      <w:r>
+        <w:rPr>
+          <w:rFonts w:ascii="Times New Roman" w:hAnsi="Times New Roman"/>
+          <w:b/>
+          <w:sz w:val="24"/>
+        </w:rPr>
+        <w:t>Форма отчетности</w:t>
       </w:r>
     </w:p>
     <w:p>
@@ -2612,246 +2387,30 @@
         <w:spacing w:after="200" w:line="276" w:lineRule="auto"/>
         <w:jc w:val="both"/>
       </w:pPr>
-    </w:p>
-    <w:p>
-      <w:pPr>
-        <w:pStyle w:val="2"/>
-        <w:jc w:val="both"/>
-      </w:pPr>
-      <w:r>
-        <w:t>Задание 2.3</w:t>
-      </w:r>
-      <w:r>
-        <w:t xml:space="preserve"> </w:t>
-      </w:r>
-    </w:p>
-    <w:p>
-      <w:pPr>
-        <w:pStyle w:val="11"/>
-        <w:pBdr>
-          <w:top w:val="nil"/>
-          <w:left w:val="nil"/>
-          <w:bottom w:val="nil"/>
-          <w:right w:val="nil"/>
-          <w:between w:val="nil"/>
-        </w:pBdr>
-        <w:tabs>
-          <w:tab w:val="left" w:pos="560"/>
-          <w:tab w:val="left" w:pos="1120"/>
-          <w:tab w:val="left" w:pos="1680"/>
-          <w:tab w:val="left" w:pos="2240"/>
-          <w:tab w:val="left" w:pos="2800"/>
-          <w:tab w:val="left" w:pos="3360"/>
-          <w:tab w:val="left" w:pos="3920"/>
-          <w:tab w:val="left" w:pos="4480"/>
-          <w:tab w:val="left" w:pos="5040"/>
-          <w:tab w:val="left" w:pos="5600"/>
-          <w:tab w:val="left" w:pos="6160"/>
-          <w:tab w:val="left" w:pos="6720"/>
-        </w:tabs>
-        <w:spacing w:after="200" w:line="276" w:lineRule="auto"/>
-        <w:jc w:val="both"/>
-      </w:pPr>
-      <w:proofErr w:type="spellStart"/>
-      <w:r>
-        <w:t>Sourcetree</w:t>
-      </w:r>
-      <w:proofErr w:type="spellEnd"/>
-    </w:p>
-    <w:p>
-      <w:pPr>
-        <w:pStyle w:val="2"/>
-        <w:jc w:val="both"/>
-      </w:pPr>
-      <w:r>
-        <w:t>Задание 2.3</w:t>
-      </w:r>
-      <w:r>
-        <w:t xml:space="preserve"> </w:t>
-      </w:r>
-    </w:p>
-    <w:p>
-      <w:pPr>
-        <w:pStyle w:val="11"/>
-        <w:pBdr>
-          <w:top w:val="nil"/>
-          <w:left w:val="nil"/>
-          <w:bottom w:val="nil"/>
-          <w:right w:val="nil"/>
-          <w:between w:val="nil"/>
-        </w:pBdr>
-        <w:tabs>
-          <w:tab w:val="left" w:pos="560"/>
-          <w:tab w:val="left" w:pos="1120"/>
-          <w:tab w:val="left" w:pos="1680"/>
-          <w:tab w:val="left" w:pos="2240"/>
-          <w:tab w:val="left" w:pos="2800"/>
-          <w:tab w:val="left" w:pos="3360"/>
-          <w:tab w:val="left" w:pos="3920"/>
-          <w:tab w:val="left" w:pos="4480"/>
-          <w:tab w:val="left" w:pos="5040"/>
-          <w:tab w:val="left" w:pos="5600"/>
-          <w:tab w:val="left" w:pos="6160"/>
-          <w:tab w:val="left" w:pos="6720"/>
-        </w:tabs>
-        <w:spacing w:after="200" w:line="276" w:lineRule="auto"/>
-        <w:jc w:val="both"/>
-      </w:pPr>
-      <w:proofErr w:type="spellStart"/>
-      <w:r>
-        <w:t>GitKraken</w:t>
-      </w:r>
-      <w:proofErr w:type="spellEnd"/>
-    </w:p>
-    <w:p>
-      <w:pPr>
-        <w:pStyle w:val="2"/>
-        <w:jc w:val="both"/>
-      </w:pPr>
-      <w:r>
-        <w:t>Задание 2.3</w:t>
-      </w:r>
-      <w:r>
-        <w:t xml:space="preserve"> </w:t>
-      </w:r>
-    </w:p>
-    <w:p>
-      <w:pPr>
-        <w:pStyle w:val="11"/>
-        <w:pBdr>
-          <w:top w:val="nil"/>
-          <w:left w:val="nil"/>
-          <w:bottom w:val="nil"/>
-          <w:right w:val="nil"/>
-          <w:between w:val="nil"/>
-        </w:pBdr>
-        <w:tabs>
-          <w:tab w:val="left" w:pos="560"/>
-          <w:tab w:val="left" w:pos="1120"/>
-          <w:tab w:val="left" w:pos="1680"/>
-          <w:tab w:val="left" w:pos="2240"/>
-          <w:tab w:val="left" w:pos="2800"/>
-          <w:tab w:val="left" w:pos="3360"/>
-          <w:tab w:val="left" w:pos="3920"/>
-          <w:tab w:val="left" w:pos="4480"/>
-          <w:tab w:val="left" w:pos="5040"/>
-          <w:tab w:val="left" w:pos="5600"/>
-          <w:tab w:val="left" w:pos="6160"/>
-          <w:tab w:val="left" w:pos="6720"/>
-        </w:tabs>
-        <w:spacing w:after="200" w:line="276" w:lineRule="auto"/>
-        <w:jc w:val="both"/>
-      </w:pPr>
-      <w:r>
-        <w:t xml:space="preserve">Терминал (Terminal) или Командная строка (или Command Shell </w:t>
-      </w:r>
-      <w:proofErr w:type="spellStart"/>
-      <w:r>
-        <w:t>Git</w:t>
-      </w:r>
-      <w:proofErr w:type="spellEnd"/>
-      <w:r>
-        <w:t>)</w:t>
-      </w:r>
-    </w:p>
-    <w:p>
-      <w:pPr>
-        <w:pStyle w:val="2"/>
-        <w:jc w:val="both"/>
-      </w:pPr>
-      <w:r>
-        <w:t>Задание 2.3</w:t>
-      </w:r>
-      <w:r>
-        <w:t xml:space="preserve"> </w:t>
-      </w:r>
-    </w:p>
-    <w:p>
-      <w:pPr>
-        <w:pStyle w:val="11"/>
-        <w:pBdr>
-          <w:top w:val="nil"/>
-          <w:left w:val="nil"/>
-          <w:bottom w:val="nil"/>
-          <w:right w:val="nil"/>
-          <w:between w:val="nil"/>
-        </w:pBdr>
-        <w:tabs>
-          <w:tab w:val="left" w:pos="560"/>
-          <w:tab w:val="left" w:pos="1120"/>
-          <w:tab w:val="left" w:pos="1680"/>
-          <w:tab w:val="left" w:pos="2240"/>
-          <w:tab w:val="left" w:pos="2800"/>
-          <w:tab w:val="left" w:pos="3360"/>
-          <w:tab w:val="left" w:pos="3920"/>
-          <w:tab w:val="left" w:pos="4480"/>
-          <w:tab w:val="left" w:pos="5040"/>
-          <w:tab w:val="left" w:pos="5600"/>
-          <w:tab w:val="left" w:pos="6160"/>
-          <w:tab w:val="left" w:pos="6720"/>
-        </w:tabs>
-        <w:spacing w:after="200" w:line="276" w:lineRule="auto"/>
-        <w:jc w:val="both"/>
-      </w:pPr>
-      <w:r>
-        <w:t>Встроенные средства IDE</w:t>
-      </w:r>
-    </w:p>
-    <w:p>
-      <w:pPr>
-        <w:pStyle w:val="11"/>
-        <w:pBdr>
-          <w:top w:val="nil"/>
-          <w:left w:val="nil"/>
-          <w:bottom w:val="nil"/>
-          <w:right w:val="nil"/>
-          <w:between w:val="nil"/>
-        </w:pBdr>
-        <w:tabs>
-          <w:tab w:val="left" w:pos="560"/>
-          <w:tab w:val="left" w:pos="1120"/>
-          <w:tab w:val="left" w:pos="1680"/>
-          <w:tab w:val="left" w:pos="2240"/>
-          <w:tab w:val="left" w:pos="2800"/>
-          <w:tab w:val="left" w:pos="3360"/>
-          <w:tab w:val="left" w:pos="3920"/>
-          <w:tab w:val="left" w:pos="4480"/>
-          <w:tab w:val="left" w:pos="5040"/>
-          <w:tab w:val="left" w:pos="5600"/>
-          <w:tab w:val="left" w:pos="6160"/>
-          <w:tab w:val="left" w:pos="6720"/>
-        </w:tabs>
-        <w:spacing w:after="200" w:line="276" w:lineRule="auto"/>
-        <w:jc w:val="both"/>
-      </w:pPr>
-    </w:p>
-    <w:p>
-      <w:pPr>
-        <w:pStyle w:val="11"/>
-        <w:pBdr>
-          <w:top w:val="nil"/>
-          <w:left w:val="nil"/>
-          <w:bottom w:val="nil"/>
-          <w:right w:val="nil"/>
-          <w:between w:val="nil"/>
-        </w:pBdr>
-        <w:tabs>
-          <w:tab w:val="left" w:pos="560"/>
-          <w:tab w:val="left" w:pos="1120"/>
-          <w:tab w:val="left" w:pos="1680"/>
-          <w:tab w:val="left" w:pos="2240"/>
-          <w:tab w:val="left" w:pos="2800"/>
-          <w:tab w:val="left" w:pos="3360"/>
-          <w:tab w:val="left" w:pos="3920"/>
-          <w:tab w:val="left" w:pos="4480"/>
-          <w:tab w:val="left" w:pos="5040"/>
-          <w:tab w:val="left" w:pos="5600"/>
-          <w:tab w:val="left" w:pos="6160"/>
-          <w:tab w:val="left" w:pos="6720"/>
-        </w:tabs>
-        <w:spacing w:after="200" w:line="276" w:lineRule="auto"/>
-        <w:jc w:val="both"/>
-      </w:pPr>
+      <w:r>
+        <w:rPr>
+          <w:color w:val="000000"/>
+        </w:rPr>
+        <w:t xml:space="preserve">Скринкаст или текстовый </w:t>
+      </w:r>
+      <w:r>
+        <w:rPr>
+          <w:color w:val="000000"/>
+        </w:rPr>
+        <w:t>документ</w:t>
+      </w:r>
+      <w:r>
+        <w:rPr>
+          <w:color w:val="000000"/>
+        </w:rPr>
+        <w:t xml:space="preserve"> с демонстрацией выполненных действий и комментариями по их выполнению</w:t>
+      </w:r>
+      <w:r>
+        <w:rPr>
+          <w:color w:val="000000"/>
+        </w:rPr>
+        <w:t xml:space="preserve">. </w:t>
+      </w:r>
     </w:p>
     <w:p>
       <w:pPr>
@@ -2859,71 +2418,15 @@
         <w:jc w:val="both"/>
         <w:rPr>
           <w:rFonts w:ascii="Times New Roman" w:hAnsi="Times New Roman"/>
-          <w:b/>
-          <w:sz w:val="24"/>
-        </w:rPr>
-      </w:pPr>
-      <w:r>
-        <w:rPr>
-          <w:rFonts w:ascii="Times New Roman" w:hAnsi="Times New Roman"/>
-          <w:b/>
-          <w:sz w:val="24"/>
-        </w:rPr>
-        <w:t>Форма отчетности</w:t>
-      </w:r>
-    </w:p>
-    <w:p>
-      <w:pPr>
-        <w:pStyle w:val="11"/>
-        <w:pBdr>
-          <w:top w:val="nil"/>
-          <w:left w:val="nil"/>
-          <w:bottom w:val="nil"/>
-          <w:right w:val="nil"/>
-          <w:between w:val="nil"/>
-        </w:pBdr>
-        <w:tabs>
-          <w:tab w:val="left" w:pos="560"/>
-          <w:tab w:val="left" w:pos="1120"/>
-          <w:tab w:val="left" w:pos="1680"/>
-          <w:tab w:val="left" w:pos="2240"/>
-          <w:tab w:val="left" w:pos="2800"/>
-          <w:tab w:val="left" w:pos="3360"/>
-          <w:tab w:val="left" w:pos="3920"/>
-          <w:tab w:val="left" w:pos="4480"/>
-          <w:tab w:val="left" w:pos="5040"/>
-          <w:tab w:val="left" w:pos="5600"/>
-          <w:tab w:val="left" w:pos="6160"/>
-          <w:tab w:val="left" w:pos="6720"/>
-        </w:tabs>
-        <w:spacing w:after="200" w:line="276" w:lineRule="auto"/>
-        <w:jc w:val="both"/>
-      </w:pPr>
-      <w:r>
-        <w:rPr>
-          <w:color w:val="000000"/>
-          <w:lang/>
-        </w:rPr>
-        <w:t xml:space="preserve">Скринкаст или текстовый </w:t>
-      </w:r>
-      <w:r>
-        <w:rPr>
-          <w:color w:val="000000"/>
-        </w:rPr>
-        <w:t>документ</w:t>
-      </w:r>
-      <w:r>
-        <w:rPr>
-          <w:color w:val="000000"/>
-          <w:lang/>
-        </w:rPr>
-        <w:t xml:space="preserve"> с демонстрацией выполненных действий и комментариями по их выполнению</w:t>
-      </w:r>
-      <w:r>
-        <w:rPr>
-          <w:color w:val="000000"/>
-        </w:rPr>
-        <w:t xml:space="preserve">. </w:t>
+          <w:sz w:val="24"/>
+        </w:rPr>
+      </w:pPr>
+      <w:r>
+        <w:rPr>
+          <w:rFonts w:ascii="Times New Roman" w:hAnsi="Times New Roman"/>
+          <w:sz w:val="24"/>
+        </w:rPr>
+        <w:t>QR-код задания (на GIT-репозиторий):</w:t>
       </w:r>
     </w:p>
     <w:p>
@@ -2935,13 +2438,6 @@
           <w:sz w:val="24"/>
         </w:rPr>
       </w:pPr>
-      <w:r>
-        <w:rPr>
-          <w:rFonts w:ascii="Times New Roman" w:hAnsi="Times New Roman"/>
-          <w:sz w:val="24"/>
-        </w:rPr>
-        <w:t>QR-код задания (на GIT-репозиторий):</w:t>
-      </w:r>
     </w:p>
     <w:p>
       <w:pPr>
@@ -2952,16 +2448,47 @@
           <w:sz w:val="24"/>
         </w:rPr>
       </w:pPr>
-    </w:p>
-    <w:p>
-      <w:pPr>
-        <w:spacing w:after="0" w:line="360" w:lineRule="auto"/>
-        <w:jc w:val="both"/>
-        <w:rPr>
-          <w:rFonts w:ascii="Times New Roman" w:hAnsi="Times New Roman"/>
-          <w:sz w:val="24"/>
-        </w:rPr>
-      </w:pPr>
+      <w:r>
+        <w:rPr>
+          <w:rFonts w:ascii="Times New Roman" w:hAnsi="Times New Roman"/>
+          <w:sz w:val="24"/>
+        </w:rPr>
+        <w:drawing>
+          <wp:inline distT="0" distB="0" distL="0" distR="0" wp14:anchorId="39DAF6D0" wp14:editId="3A1E6310">
+            <wp:extent cx="1713600" cy="1713600"/>
+            <wp:effectExtent l="0" t="0" r="1270" b="1270"/>
+            <wp:docPr id="703675374" name="Рисунок 1"/>
+            <wp:cNvGraphicFramePr>
+              <a:graphicFrameLocks xmlns:a="http://schemas.openxmlformats.org/drawingml/2006/main" noChangeAspect="1"/>
+            </wp:cNvGraphicFramePr>
+            <a:graphic xmlns:a="http://schemas.openxmlformats.org/drawingml/2006/main">
+              <a:graphicData uri="http://schemas.openxmlformats.org/drawingml/2006/picture">
+                <pic:pic xmlns:pic="http://schemas.openxmlformats.org/drawingml/2006/picture">
+                  <pic:nvPicPr>
+                    <pic:cNvPr id="703675374" name=""/>
+                    <pic:cNvPicPr/>
+                  </pic:nvPicPr>
+                  <pic:blipFill>
+                    <a:blip r:embed="rId12"/>
+                    <a:stretch>
+                      <a:fillRect/>
+                    </a:stretch>
+                  </pic:blipFill>
+                  <pic:spPr>
+                    <a:xfrm>
+                      <a:off x="0" y="0"/>
+                      <a:ext cx="1713600" cy="1713600"/>
+                    </a:xfrm>
+                    <a:prstGeom prst="rect">
+                      <a:avLst/>
+                    </a:prstGeom>
+                  </pic:spPr>
+                </pic:pic>
+              </a:graphicData>
+            </a:graphic>
+          </wp:inline>
+        </w:drawing>
+      </w:r>
     </w:p>
     <w:p>
       <w:pPr>
@@ -3007,6 +2534,36 @@
           <w:rFonts w:ascii="Times New Roman" w:hAnsi="Times New Roman"/>
           <w:sz w:val="24"/>
         </w:rPr>
+      </w:pPr>
+    </w:p>
+    <w:p>
+      <w:pPr>
+        <w:jc w:val="both"/>
+      </w:pPr>
+    </w:p>
+    <w:p>
+      <w:pPr>
+        <w:jc w:val="both"/>
+      </w:pPr>
+    </w:p>
+    <w:p>
+      <w:pPr>
+        <w:jc w:val="both"/>
+      </w:pPr>
+    </w:p>
+    <w:p>
+      <w:pPr>
+        <w:jc w:val="both"/>
+      </w:pPr>
+    </w:p>
+    <w:p>
+      <w:pPr>
+        <w:jc w:val="both"/>
+      </w:pPr>
+    </w:p>
+    <w:p>
+      <w:pPr>
+        <w:jc w:val="both"/>
       </w:pPr>
     </w:p>
     <w:p>
